--- a/HANDOVER_DOCS_DOCX/16_COMPLETE_SYSTEM_HANDOVER.docx
+++ b/HANDOVER_DOCS_DOCX/16_COMPLETE_SYSTEM_HANDOVER.docx
@@ -16,7 +16,7 @@
         <w:pStyle w:val="FirstParagraph"/>
       </w:pPr>
       <w:r>
-        <w:t xml:space="preserve">This directory contains the full documentation suite required to take over the Citydent IMS project.</w:t>
+        <w:t xml:space="preserve">This directory contains the full documentation suite required to take over the Aligne project.</w:t>
       </w:r>
     </w:p>
     <w:bookmarkEnd w:id="9"/>
